--- a/2026.9.7-9.18汇报/2026.9.18研究进展汇报总结.docx
+++ b/2026.9.7-9.18汇报/2026.9.18研究进展汇报总结.docx
@@ -60,6 +60,7 @@
     <w:p>
       <w:pPr>
         <w:numPr>
+          <w:ilvl w:val="0"/>
           <w:numId w:val="0"/>
         </w:numPr>
         <w:rPr>
@@ -112,6 +113,7 @@
     <w:p>
       <w:pPr>
         <w:numPr>
+          <w:ilvl w:val="0"/>
           <w:numId w:val="0"/>
         </w:numPr>
         <w:ind w:leftChars="0"/>
@@ -133,6 +135,7 @@
     <w:p>
       <w:pPr>
         <w:numPr>
+          <w:ilvl w:val="0"/>
           <w:numId w:val="0"/>
         </w:numPr>
         <w:ind w:leftChars="0"/>
@@ -186,6 +189,7 @@
     <w:p>
       <w:pPr>
         <w:numPr>
+          <w:ilvl w:val="0"/>
           <w:numId w:val="0"/>
         </w:numPr>
         <w:ind w:leftChars="0"/>
@@ -201,8 +205,10 @@
           <w:lang w:val="en-US" w:eastAsia="zh"/>
           <w:woUserID w:val="1"/>
         </w:rPr>
-        <w:t>别人是把Radio Map用在什么场景；</w:t>
-      </w:r>
+        <w:t>别人是把Radio Map用在什么场景；是不是一定同时需要知道发射机和接收机才能建图。</w:t>
+      </w:r>
+      <w:bookmarkStart w:id="0" w:name="_GoBack"/>
+      <w:bookmarkEnd w:id="0"/>
     </w:p>
     <w:p>
       <w:pPr>
@@ -239,6 +245,7 @@
     <w:p>
       <w:pPr>
         <w:numPr>
+          <w:ilvl w:val="0"/>
           <w:numId w:val="0"/>
         </w:numPr>
         <w:ind w:leftChars="0"/>
@@ -292,6 +299,7 @@
     <w:p>
       <w:pPr>
         <w:numPr>
+          <w:ilvl w:val="0"/>
           <w:numId w:val="0"/>
         </w:numPr>
         <w:ind w:leftChars="0"/>
@@ -317,6 +325,7 @@
     <w:p>
       <w:pPr>
         <w:numPr>
+          <w:ilvl w:val="0"/>
           <w:numId w:val="0"/>
         </w:numPr>
         <w:ind w:leftChars="0"/>
@@ -332,6 +341,7 @@
     <w:p>
       <w:pPr>
         <w:numPr>
+          <w:ilvl w:val="0"/>
           <w:numId w:val="0"/>
         </w:numPr>
         <w:ind w:leftChars="0"/>
@@ -431,8 +441,6 @@
         </w:rPr>
         <w:t>还是要可以脱稿自己讲，念稿子我都不好意思。。。</w:t>
       </w:r>
-      <w:bookmarkStart w:id="0" w:name="_GoBack"/>
-      <w:bookmarkEnd w:id="0"/>
     </w:p>
     <w:sectPr>
       <w:pgSz w:w="11906" w:h="16838"/>
